--- a/results/descriptive/table_04a_observers_age.docx
+++ b/results/descriptive/table_04a_observers_age.docx
@@ -28,7 +28,7 @@
         <w:rPr/>
         <w:t xml:space="preserve">Table </w:t>
       </w:r>
-      <w:bookmarkStart w:id="f748e6fc-11f4-46ab-99da-45fb6c173ea0" w:name="table"/>
+      <w:bookmarkStart w:id="7aefc7de-75cf-4e94-9294-2ad63cd57628" w:name="table"/>
       <w:r>
         <w:rPr/>
         <w:fldChar w:fldCharType="begin" w:dirty="true"/>
@@ -41,7 +41,7 @@
         <w:rPr/>
         <w:fldChar w:fldCharType="end" w:dirty="true"/>
       </w:r>
-      <w:bookmarkEnd w:id="f748e6fc-11f4-46ab-99da-45fb6c173ea0"/>
+      <w:bookmarkEnd w:id="7aefc7de-75cf-4e94-9294-2ad63cd57628"/>
       <w:r>
         <w:rPr/>
         <w:t xml:space="preserve">. </w:t>

--- a/results/descriptive/table_04a_observers_age.docx
+++ b/results/descriptive/table_04a_observers_age.docx
@@ -28,7 +28,7 @@
         <w:rPr/>
         <w:t xml:space="preserve">Table </w:t>
       </w:r>
-      <w:bookmarkStart w:id="7aefc7de-75cf-4e94-9294-2ad63cd57628" w:name="table"/>
+      <w:bookmarkStart w:id="230e0c1a-eafc-432b-ace1-fb19234a80e5" w:name="table"/>
       <w:r>
         <w:rPr/>
         <w:fldChar w:fldCharType="begin" w:dirty="true"/>
@@ -41,7 +41,7 @@
         <w:rPr/>
         <w:fldChar w:fldCharType="end" w:dirty="true"/>
       </w:r>
-      <w:bookmarkEnd w:id="7aefc7de-75cf-4e94-9294-2ad63cd57628"/>
+      <w:bookmarkEnd w:id="230e0c1a-eafc-432b-ace1-fb19234a80e5"/>
       <w:r>
         <w:rPr/>
         <w:t xml:space="preserve">. </w:t>

--- a/results/descriptive/table_04a_observers_age.docx
+++ b/results/descriptive/table_04a_observers_age.docx
@@ -28,7 +28,7 @@
         <w:rPr/>
         <w:t xml:space="preserve">Table </w:t>
       </w:r>
-      <w:bookmarkStart w:id="230e0c1a-eafc-432b-ace1-fb19234a80e5" w:name="table"/>
+      <w:bookmarkStart w:id="0e032b3f-5722-4124-94cd-7674177e3a49" w:name="table"/>
       <w:r>
         <w:rPr/>
         <w:fldChar w:fldCharType="begin" w:dirty="true"/>
@@ -41,7 +41,7 @@
         <w:rPr/>
         <w:fldChar w:fldCharType="end" w:dirty="true"/>
       </w:r>
-      <w:bookmarkEnd w:id="230e0c1a-eafc-432b-ace1-fb19234a80e5"/>
+      <w:bookmarkEnd w:id="0e032b3f-5722-4124-94cd-7674177e3a49"/>
       <w:r>
         <w:rPr/>
         <w:t xml:space="preserve">. </w:t>
